--- a/AI_Symptom_Journal_Spec.docx
+++ b/AI_Symptom_Journal_Spec.docx
@@ -309,36 +309,8 @@
                 <w:sz w:val="20"/>
                 <w:szCs w:val="20"/>
               </w:rPr>
-              <w:t xml:space="preserve"> </w:t>
-            </w:r>
-            <w:proofErr w:type="spellStart"/>
-            <w:r>
-              <w:rPr>
-                <w:color w:val="374151"/>
-                <w:sz w:val="20"/>
-                <w:szCs w:val="20"/>
-              </w:rPr>
-              <w:t>CloudCamp</w:t>
-            </w:r>
-            <w:proofErr w:type="spellEnd"/>
-            <w:r>
-              <w:rPr>
-                <w:color w:val="374151"/>
-                <w:sz w:val="20"/>
-                <w:szCs w:val="20"/>
-              </w:rPr>
-              <w:t xml:space="preserve"> BD Infinity AI </w:t>
-            </w:r>
-            <w:proofErr w:type="spellStart"/>
-            <w:r>
-              <w:rPr>
-                <w:color w:val="374151"/>
-                <w:sz w:val="20"/>
-                <w:szCs w:val="20"/>
-              </w:rPr>
-              <w:t>BuildFest</w:t>
-            </w:r>
-            <w:proofErr w:type="spellEnd"/>
+              <w:t xml:space="preserve"> CloudCamp BD Infinity AI BuildFest</w:t>
+            </w:r>
           </w:p>
         </w:tc>
       </w:tr>
@@ -396,7 +368,23 @@
                 <w:sz w:val="20"/>
                 <w:szCs w:val="20"/>
               </w:rPr>
-              <w:t>Django · PostgreSQL · Claude API · Tailwind CSS</w:t>
+              <w:t xml:space="preserve">Django · PostgreSQL · </w:t>
+            </w:r>
+            <w:r>
+              <w:rPr>
+                <w:color w:val="374151"/>
+                <w:sz w:val="20"/>
+                <w:szCs w:val="20"/>
+              </w:rPr>
+              <w:t xml:space="preserve">GEMINI </w:t>
+            </w:r>
+            <w:r>
+              <w:rPr>
+                <w:color w:val="374151"/>
+                <w:sz w:val="20"/>
+                <w:szCs w:val="20"/>
+              </w:rPr>
+              <w:t>API · Tailwind CSS</w:t>
             </w:r>
           </w:p>
         </w:tc>
@@ -455,31 +443,7 @@
                 <w:sz w:val="20"/>
                 <w:szCs w:val="20"/>
               </w:rPr>
-              <w:t>MD SAJIB AHAMMAD</w:t>
-            </w:r>
-            <w:r>
-              <w:rPr>
-                <w:color w:val="374151"/>
-                <w:sz w:val="20"/>
-                <w:szCs w:val="20"/>
-              </w:rPr>
-              <w:t xml:space="preserve"> </w:t>
-            </w:r>
-            <w:r>
-              <w:rPr>
-                <w:color w:val="374151"/>
-                <w:sz w:val="20"/>
-                <w:szCs w:val="20"/>
-              </w:rPr>
-              <w:t>-</w:t>
-            </w:r>
-            <w:r>
-              <w:rPr>
-                <w:color w:val="374151"/>
-                <w:sz w:val="20"/>
-                <w:szCs w:val="20"/>
-              </w:rPr>
-              <w:t xml:space="preserve"> Daffodil International University</w:t>
+              <w:t>MD SAJIB AHAMMAD - Daffodil International University</w:t>
             </w:r>
           </w:p>
         </w:tc>
@@ -1199,15 +1163,7 @@
         </w:pBdr>
       </w:pPr>
       <w:r>
-        <w:t xml:space="preserve">1.3 Core </w:t>
-      </w:r>
-      <w:proofErr w:type="gramStart"/>
-      <w:r>
-        <w:t>Problem</w:t>
-      </w:r>
-      <w:proofErr w:type="gramEnd"/>
-      <w:r>
-        <w:t xml:space="preserve"> the App Solves</w:t>
+        <w:t>1.3 Core Problem the App Solves</w:t>
       </w:r>
     </w:p>
     <w:p>
@@ -1279,21 +1235,7 @@
         <w:rPr>
           <w:color w:val="374151"/>
         </w:rPr>
-        <w:t xml:space="preserve">"I want to keep track of how my health has been </w:t>
-      </w:r>
-      <w:proofErr w:type="gramStart"/>
-      <w:r>
-        <w:rPr>
-          <w:color w:val="374151"/>
-        </w:rPr>
-        <w:t>lately</w:t>
-      </w:r>
-      <w:proofErr w:type="gramEnd"/>
-      <w:r>
-        <w:rPr>
-          <w:color w:val="374151"/>
-        </w:rPr>
-        <w:t xml:space="preserve"> but I have no structured way."</w:t>
+        <w:t>"I want to keep track of how my health has been lately but I have no structured way."</w:t>
       </w:r>
     </w:p>
     <w:p>
@@ -1384,21 +1326,7 @@
         <w:rPr>
           <w:color w:val="374151"/>
         </w:rPr>
-        <w:t xml:space="preserve">The triage verdict always </w:t>
-      </w:r>
-      <w:proofErr w:type="gramStart"/>
-      <w:r>
-        <w:rPr>
-          <w:color w:val="374151"/>
-        </w:rPr>
-        <w:t>includes:</w:t>
-      </w:r>
-      <w:proofErr w:type="gramEnd"/>
-      <w:r>
-        <w:rPr>
-          <w:color w:val="374151"/>
-        </w:rPr>
-        <w:t xml:space="preserve"> possible conditions + a recommended action tier</w:t>
+        <w:t>The triage verdict always includes: possible conditions + a recommended action tier</w:t>
       </w:r>
     </w:p>
     <w:p>
@@ -1749,21 +1677,7 @@
               <w:rPr>
                 <w:color w:val="374151"/>
               </w:rPr>
-              <w:t xml:space="preserve">Each feature below is written so it is testable — it either works or it doesn't. No vague requirements like 'looks good'. Each item </w:t>
-            </w:r>
-            <w:proofErr w:type="gramStart"/>
-            <w:r>
-              <w:rPr>
-                <w:color w:val="374151"/>
-              </w:rPr>
-              <w:t>maps</w:t>
-            </w:r>
-            <w:proofErr w:type="gramEnd"/>
-            <w:r>
-              <w:rPr>
-                <w:color w:val="374151"/>
-              </w:rPr>
-              <w:t xml:space="preserve"> to a Django view or template.</w:t>
+              <w:t>Each feature below is written so it is testable — it either works or it doesn't. No vague requirements like 'looks good'. Each item maps to a Django view or template.</w:t>
             </w:r>
           </w:p>
         </w:tc>
@@ -1897,21 +1811,7 @@
         <w:rPr>
           <w:color w:val="374151"/>
         </w:rPr>
-        <w:t xml:space="preserve">Email + password registration (Django </w:t>
-      </w:r>
-      <w:proofErr w:type="spellStart"/>
-      <w:r>
-        <w:rPr>
-          <w:color w:val="374151"/>
-        </w:rPr>
-        <w:t>allauth</w:t>
-      </w:r>
-      <w:proofErr w:type="spellEnd"/>
-      <w:r>
-        <w:rPr>
-          <w:color w:val="374151"/>
-        </w:rPr>
-        <w:t xml:space="preserve"> or built-in auth)</w:t>
+        <w:t>Email + password registration (Django allauth or built-in auth)</w:t>
       </w:r>
     </w:p>
     <w:p>
@@ -2074,21 +1974,7 @@
         <w:rPr>
           <w:color w:val="374151"/>
         </w:rPr>
-        <w:t xml:space="preserve">A single large </w:t>
-      </w:r>
-      <w:proofErr w:type="spellStart"/>
-      <w:r>
-        <w:rPr>
-          <w:color w:val="374151"/>
-        </w:rPr>
-        <w:t>textarea</w:t>
-      </w:r>
-      <w:proofErr w:type="spellEnd"/>
-      <w:r>
-        <w:rPr>
-          <w:color w:val="374151"/>
-        </w:rPr>
-        <w:t>: "Describe what you're feeling..." (placeholder in both Bangla and English)</w:t>
+        <w:t>A single large textarea: "Describe what you're feeling..." (placeholder in both Bangla and English)</w:t>
       </w:r>
     </w:p>
     <w:p>
@@ -2172,21 +2058,7 @@
         <w:rPr>
           <w:color w:val="374151"/>
         </w:rPr>
-        <w:t xml:space="preserve">On submission, the app </w:t>
-      </w:r>
-      <w:proofErr w:type="gramStart"/>
-      <w:r>
-        <w:rPr>
-          <w:color w:val="374151"/>
-        </w:rPr>
-        <w:t>calls</w:t>
-      </w:r>
-      <w:proofErr w:type="gramEnd"/>
-      <w:r>
-        <w:rPr>
-          <w:color w:val="374151"/>
-        </w:rPr>
-        <w:t xml:space="preserve"> the Claude API (claude-sonnet-4-20250514)</w:t>
+        <w:t>On submission, the app calls the Claude API (claude-sonnet-4-20250514)</w:t>
       </w:r>
     </w:p>
     <w:p>
@@ -2345,21 +2217,7 @@
         <w:rPr>
           <w:color w:val="374151"/>
         </w:rPr>
-        <w:t xml:space="preserve">2. Recommended Action — one of three tiers with </w:t>
-      </w:r>
-      <w:proofErr w:type="spellStart"/>
-      <w:r>
-        <w:rPr>
-          <w:color w:val="374151"/>
-        </w:rPr>
-        <w:t>colour</w:t>
-      </w:r>
-      <w:proofErr w:type="spellEnd"/>
-      <w:r>
-        <w:rPr>
-          <w:color w:val="374151"/>
-        </w:rPr>
-        <w:t xml:space="preserve"> coding:</w:t>
+        <w:t>2. Recommended Action — one of three tiers with colour coding:</w:t>
       </w:r>
     </w:p>
     <w:p>
@@ -2462,9 +2320,77 @@
           <w:sz w:val="24"/>
           <w:szCs w:val="24"/>
         </w:rPr>
-        <w:t xml:space="preserve">F-07 — Language </w:t>
-      </w:r>
-      <w:proofErr w:type="gramStart"/>
+        <w:t>F-07 — Language Auto-Detection</w:t>
+      </w:r>
+    </w:p>
+    <w:p>
+      <w:pPr>
+        <w:pStyle w:val="ListParagraph"/>
+        <w:numPr>
+          <w:ilvl w:val="0"/>
+          <w:numId w:val="2"/>
+        </w:numPr>
+        <w:spacing w:before="40" w:after="40"/>
+      </w:pPr>
+      <w:r>
+        <w:rPr>
+          <w:color w:val="374151"/>
+        </w:rPr>
+        <w:t>The Django view detects if the input is primarily Bangla (Unicode range U+0980–U+09FF)</w:t>
+      </w:r>
+    </w:p>
+    <w:p>
+      <w:pPr>
+        <w:pStyle w:val="ListParagraph"/>
+        <w:numPr>
+          <w:ilvl w:val="0"/>
+          <w:numId w:val="2"/>
+        </w:numPr>
+        <w:spacing w:before="40" w:after="40"/>
+      </w:pPr>
+      <w:r>
+        <w:rPr>
+          <w:color w:val="374151"/>
+        </w:rPr>
+        <w:t>The Claude API system prompt instructs it to respond in the detected language</w:t>
+      </w:r>
+    </w:p>
+    <w:p>
+      <w:pPr>
+        <w:pStyle w:val="ListParagraph"/>
+        <w:numPr>
+          <w:ilvl w:val="0"/>
+          <w:numId w:val="2"/>
+        </w:numPr>
+        <w:spacing w:before="40" w:after="40"/>
+      </w:pPr>
+      <w:r>
+        <w:rPr>
+          <w:color w:val="374151"/>
+        </w:rPr>
+        <w:t>If mixed, default to English</w:t>
+      </w:r>
+    </w:p>
+    <w:p>
+      <w:pPr>
+        <w:spacing w:after="80"/>
+      </w:pPr>
+    </w:p>
+    <w:p>
+      <w:pPr>
+        <w:pStyle w:val="Heading2"/>
+        <w:pBdr>
+          <w:bottom w:val="single" w:sz="4" w:space="4" w:color="E1F5EE"/>
+        </w:pBdr>
+      </w:pPr>
+      <w:r>
+        <w:t>2.3 History (Logged-in Users Only)</w:t>
+      </w:r>
+    </w:p>
+    <w:p>
+      <w:pPr>
+        <w:spacing w:before="200" w:after="80"/>
+      </w:pPr>
       <w:r>
         <w:rPr>
           <w:b/>
@@ -2473,73 +2399,61 @@
           <w:sz w:val="24"/>
           <w:szCs w:val="24"/>
         </w:rPr>
-        <w:t>Auto-Detection</w:t>
-      </w:r>
-      <w:proofErr w:type="gramEnd"/>
-    </w:p>
-    <w:p>
-      <w:pPr>
-        <w:pStyle w:val="ListParagraph"/>
-        <w:numPr>
-          <w:ilvl w:val="0"/>
-          <w:numId w:val="2"/>
-        </w:numPr>
-        <w:spacing w:before="40" w:after="40"/>
-      </w:pPr>
-      <w:r>
-        <w:rPr>
-          <w:color w:val="374151"/>
-        </w:rPr>
-        <w:t>The Django view detects if the input is primarily Bangla (Unicode range U+0980–U+09FF)</w:t>
-      </w:r>
-    </w:p>
-    <w:p>
-      <w:pPr>
-        <w:pStyle w:val="ListParagraph"/>
-        <w:numPr>
-          <w:ilvl w:val="0"/>
-          <w:numId w:val="2"/>
-        </w:numPr>
-        <w:spacing w:before="40" w:after="40"/>
-      </w:pPr>
-      <w:r>
-        <w:rPr>
-          <w:color w:val="374151"/>
-        </w:rPr>
-        <w:t>The Claude API system prompt instructs it to respond in the detected language</w:t>
-      </w:r>
-    </w:p>
-    <w:p>
-      <w:pPr>
-        <w:pStyle w:val="ListParagraph"/>
-        <w:numPr>
-          <w:ilvl w:val="0"/>
-          <w:numId w:val="2"/>
-        </w:numPr>
-        <w:spacing w:before="40" w:after="40"/>
-      </w:pPr>
-      <w:r>
-        <w:rPr>
-          <w:color w:val="374151"/>
-        </w:rPr>
-        <w:t>If mixed, default to English</w:t>
+        <w:t>F-08 — Save Check to History</w:t>
+      </w:r>
+    </w:p>
+    <w:p>
+      <w:pPr>
+        <w:pStyle w:val="ListParagraph"/>
+        <w:numPr>
+          <w:ilvl w:val="0"/>
+          <w:numId w:val="2"/>
+        </w:numPr>
+        <w:spacing w:before="40" w:after="40"/>
+      </w:pPr>
+      <w:r>
+        <w:rPr>
+          <w:color w:val="374151"/>
+        </w:rPr>
+        <w:t>After a logged-in user receives a triage result, it is automatically saved to the database</w:t>
+      </w:r>
+    </w:p>
+    <w:p>
+      <w:pPr>
+        <w:pStyle w:val="ListParagraph"/>
+        <w:numPr>
+          <w:ilvl w:val="0"/>
+          <w:numId w:val="2"/>
+        </w:numPr>
+        <w:spacing w:before="40" w:after="40"/>
+      </w:pPr>
+      <w:r>
+        <w:rPr>
+          <w:color w:val="374151"/>
+        </w:rPr>
+        <w:t>Saved fields: user, symptom_description, follow_up_questions (JSON), follow_up_answers (JSON), ai_result (JSON), language, created_at</w:t>
+      </w:r>
+    </w:p>
+    <w:p>
+      <w:pPr>
+        <w:pStyle w:val="ListParagraph"/>
+        <w:numPr>
+          <w:ilvl w:val="0"/>
+          <w:numId w:val="2"/>
+        </w:numPr>
+        <w:spacing w:before="40" w:after="40"/>
+      </w:pPr>
+      <w:r>
+        <w:rPr>
+          <w:color w:val="374151"/>
+        </w:rPr>
+        <w:t>Guest users: nothing is saved</w:t>
       </w:r>
     </w:p>
     <w:p>
       <w:pPr>
         <w:spacing w:after="80"/>
       </w:pPr>
-    </w:p>
-    <w:p>
-      <w:pPr>
-        <w:pStyle w:val="Heading2"/>
-        <w:pBdr>
-          <w:bottom w:val="single" w:sz="4" w:space="4" w:color="E1F5EE"/>
-        </w:pBdr>
-      </w:pPr>
-      <w:r>
-        <w:t>2.3 History (Logged-in Users Only)</w:t>
-      </w:r>
     </w:p>
     <w:p>
       <w:pPr>
@@ -2553,133 +2467,87 @@
           <w:sz w:val="24"/>
           <w:szCs w:val="24"/>
         </w:rPr>
-        <w:t>F-08 — Save Check to History</w:t>
-      </w:r>
-    </w:p>
-    <w:p>
-      <w:pPr>
-        <w:pStyle w:val="ListParagraph"/>
-        <w:numPr>
-          <w:ilvl w:val="0"/>
-          <w:numId w:val="2"/>
-        </w:numPr>
-        <w:spacing w:before="40" w:after="40"/>
-      </w:pPr>
-      <w:r>
-        <w:rPr>
-          <w:color w:val="374151"/>
-        </w:rPr>
-        <w:t>After a logged-in user receives a triage result, it is automatically saved to the database</w:t>
-      </w:r>
-    </w:p>
-    <w:p>
-      <w:pPr>
-        <w:pStyle w:val="ListParagraph"/>
-        <w:numPr>
-          <w:ilvl w:val="0"/>
-          <w:numId w:val="2"/>
-        </w:numPr>
-        <w:spacing w:before="40" w:after="40"/>
-      </w:pPr>
-      <w:r>
-        <w:rPr>
-          <w:color w:val="374151"/>
-        </w:rPr>
-        <w:t xml:space="preserve">Saved fields: user, </w:t>
-      </w:r>
-      <w:proofErr w:type="spellStart"/>
-      <w:r>
-        <w:rPr>
-          <w:color w:val="374151"/>
-        </w:rPr>
-        <w:t>symptom_description</w:t>
-      </w:r>
-      <w:proofErr w:type="spellEnd"/>
-      <w:r>
-        <w:rPr>
-          <w:color w:val="374151"/>
-        </w:rPr>
-        <w:t xml:space="preserve">, </w:t>
-      </w:r>
-      <w:proofErr w:type="spellStart"/>
-      <w:r>
-        <w:rPr>
-          <w:color w:val="374151"/>
-        </w:rPr>
-        <w:t>follow_up_questions</w:t>
-      </w:r>
-      <w:proofErr w:type="spellEnd"/>
-      <w:r>
-        <w:rPr>
-          <w:color w:val="374151"/>
-        </w:rPr>
-        <w:t xml:space="preserve"> (JSON), </w:t>
-      </w:r>
-      <w:proofErr w:type="spellStart"/>
-      <w:r>
-        <w:rPr>
-          <w:color w:val="374151"/>
-        </w:rPr>
-        <w:t>follow_up_answers</w:t>
-      </w:r>
-      <w:proofErr w:type="spellEnd"/>
-      <w:r>
-        <w:rPr>
-          <w:color w:val="374151"/>
-        </w:rPr>
-        <w:t xml:space="preserve"> (JSON), </w:t>
-      </w:r>
-      <w:proofErr w:type="spellStart"/>
-      <w:r>
-        <w:rPr>
-          <w:color w:val="374151"/>
-        </w:rPr>
-        <w:t>ai_result</w:t>
-      </w:r>
-      <w:proofErr w:type="spellEnd"/>
-      <w:r>
-        <w:rPr>
-          <w:color w:val="374151"/>
-        </w:rPr>
-        <w:t xml:space="preserve"> (JSON), language, </w:t>
-      </w:r>
-      <w:proofErr w:type="spellStart"/>
-      <w:r>
-        <w:rPr>
-          <w:color w:val="374151"/>
-        </w:rPr>
-        <w:t>created_at</w:t>
-      </w:r>
-      <w:proofErr w:type="spellEnd"/>
-    </w:p>
-    <w:p>
-      <w:pPr>
-        <w:pStyle w:val="ListParagraph"/>
-        <w:numPr>
-          <w:ilvl w:val="0"/>
-          <w:numId w:val="2"/>
-        </w:numPr>
-        <w:spacing w:before="40" w:after="40"/>
-      </w:pPr>
-      <w:r>
-        <w:rPr>
-          <w:color w:val="374151"/>
-        </w:rPr>
-        <w:t xml:space="preserve">Guest users: </w:t>
-      </w:r>
-      <w:proofErr w:type="gramStart"/>
-      <w:r>
-        <w:rPr>
-          <w:color w:val="374151"/>
-        </w:rPr>
-        <w:t>nothing</w:t>
-      </w:r>
-      <w:proofErr w:type="gramEnd"/>
-      <w:r>
-        <w:rPr>
-          <w:color w:val="374151"/>
-        </w:rPr>
-        <w:t xml:space="preserve"> is saved</w:t>
+        <w:t>F-09 — History Timeline Page</w:t>
+      </w:r>
+    </w:p>
+    <w:p>
+      <w:pPr>
+        <w:pStyle w:val="ListParagraph"/>
+        <w:numPr>
+          <w:ilvl w:val="0"/>
+          <w:numId w:val="2"/>
+        </w:numPr>
+        <w:spacing w:before="40" w:after="40"/>
+      </w:pPr>
+      <w:r>
+        <w:rPr>
+          <w:color w:val="374151"/>
+        </w:rPr>
+        <w:t>Route: /history/ — only accessible when logged in</w:t>
+      </w:r>
+    </w:p>
+    <w:p>
+      <w:pPr>
+        <w:pStyle w:val="ListParagraph"/>
+        <w:numPr>
+          <w:ilvl w:val="0"/>
+          <w:numId w:val="2"/>
+        </w:numPr>
+        <w:spacing w:before="40" w:after="40"/>
+      </w:pPr>
+      <w:r>
+        <w:rPr>
+          <w:color w:val="374151"/>
+        </w:rPr>
+        <w:t>Shows all past symptom checks, sorted newest first</w:t>
+      </w:r>
+    </w:p>
+    <w:p>
+      <w:pPr>
+        <w:pStyle w:val="ListParagraph"/>
+        <w:numPr>
+          <w:ilvl w:val="0"/>
+          <w:numId w:val="2"/>
+        </w:numPr>
+        <w:spacing w:before="40" w:after="40"/>
+      </w:pPr>
+      <w:r>
+        <w:rPr>
+          <w:color w:val="374151"/>
+        </w:rPr>
+        <w:t>Each item shows: date, short symptom preview (first 80 chars), triage tier badge (🟢/🟡/🔴)</w:t>
+      </w:r>
+    </w:p>
+    <w:p>
+      <w:pPr>
+        <w:pStyle w:val="ListParagraph"/>
+        <w:numPr>
+          <w:ilvl w:val="0"/>
+          <w:numId w:val="2"/>
+        </w:numPr>
+        <w:spacing w:before="40" w:after="40"/>
+      </w:pPr>
+      <w:r>
+        <w:rPr>
+          <w:color w:val="374151"/>
+        </w:rPr>
+        <w:t>Clicking any item expands it to show the full result card</w:t>
+      </w:r>
+    </w:p>
+    <w:p>
+      <w:pPr>
+        <w:pStyle w:val="ListParagraph"/>
+        <w:numPr>
+          <w:ilvl w:val="0"/>
+          <w:numId w:val="2"/>
+        </w:numPr>
+        <w:spacing w:before="40" w:after="40"/>
+      </w:pPr>
+      <w:r>
+        <w:rPr>
+          <w:color w:val="374151"/>
+        </w:rPr>
+        <w:t>Empty state: "No checks yet. Start your first symptom check." with a CTA button</w:t>
       </w:r>
     </w:p>
     <w:p>
@@ -2699,120 +2567,6 @@
           <w:sz w:val="24"/>
           <w:szCs w:val="24"/>
         </w:rPr>
-        <w:t>F-09 — History Timeline Page</w:t>
-      </w:r>
-    </w:p>
-    <w:p>
-      <w:pPr>
-        <w:pStyle w:val="ListParagraph"/>
-        <w:numPr>
-          <w:ilvl w:val="0"/>
-          <w:numId w:val="2"/>
-        </w:numPr>
-        <w:spacing w:before="40" w:after="40"/>
-      </w:pPr>
-      <w:r>
-        <w:rPr>
-          <w:color w:val="374151"/>
-        </w:rPr>
-        <w:t>Route: /</w:t>
-      </w:r>
-      <w:proofErr w:type="gramStart"/>
-      <w:r>
-        <w:rPr>
-          <w:color w:val="374151"/>
-        </w:rPr>
-        <w:t>history/ —</w:t>
-      </w:r>
-      <w:proofErr w:type="gramEnd"/>
-      <w:r>
-        <w:rPr>
-          <w:color w:val="374151"/>
-        </w:rPr>
-        <w:t xml:space="preserve"> only accessible when logged in</w:t>
-      </w:r>
-    </w:p>
-    <w:p>
-      <w:pPr>
-        <w:pStyle w:val="ListParagraph"/>
-        <w:numPr>
-          <w:ilvl w:val="0"/>
-          <w:numId w:val="2"/>
-        </w:numPr>
-        <w:spacing w:before="40" w:after="40"/>
-      </w:pPr>
-      <w:r>
-        <w:rPr>
-          <w:color w:val="374151"/>
-        </w:rPr>
-        <w:t>Shows all past symptom checks, sorted newest first</w:t>
-      </w:r>
-    </w:p>
-    <w:p>
-      <w:pPr>
-        <w:pStyle w:val="ListParagraph"/>
-        <w:numPr>
-          <w:ilvl w:val="0"/>
-          <w:numId w:val="2"/>
-        </w:numPr>
-        <w:spacing w:before="40" w:after="40"/>
-      </w:pPr>
-      <w:r>
-        <w:rPr>
-          <w:color w:val="374151"/>
-        </w:rPr>
-        <w:t>Each item shows: date, short symptom preview (first 80 chars), triage tier badge (🟢/🟡/🔴)</w:t>
-      </w:r>
-    </w:p>
-    <w:p>
-      <w:pPr>
-        <w:pStyle w:val="ListParagraph"/>
-        <w:numPr>
-          <w:ilvl w:val="0"/>
-          <w:numId w:val="2"/>
-        </w:numPr>
-        <w:spacing w:before="40" w:after="40"/>
-      </w:pPr>
-      <w:r>
-        <w:rPr>
-          <w:color w:val="374151"/>
-        </w:rPr>
-        <w:t>Clicking any item expands it to show the full result card</w:t>
-      </w:r>
-    </w:p>
-    <w:p>
-      <w:pPr>
-        <w:pStyle w:val="ListParagraph"/>
-        <w:numPr>
-          <w:ilvl w:val="0"/>
-          <w:numId w:val="2"/>
-        </w:numPr>
-        <w:spacing w:before="40" w:after="40"/>
-      </w:pPr>
-      <w:r>
-        <w:rPr>
-          <w:color w:val="374151"/>
-        </w:rPr>
-        <w:t>Empty state: "No checks yet. Start your first symptom check." with a CTA button</w:t>
-      </w:r>
-    </w:p>
-    <w:p>
-      <w:pPr>
-        <w:spacing w:after="80"/>
-      </w:pPr>
-    </w:p>
-    <w:p>
-      <w:pPr>
-        <w:spacing w:before="200" w:after="80"/>
-      </w:pPr>
-      <w:r>
-        <w:rPr>
-          <w:b/>
-          <w:bCs/>
-          <w:color w:val="111827"/>
-          <w:sz w:val="24"/>
-          <w:szCs w:val="24"/>
-        </w:rPr>
         <w:t>F-10 — Delete a History Entry</w:t>
       </w:r>
     </w:p>
@@ -2861,35 +2615,7 @@
         <w:rPr>
           <w:color w:val="374151"/>
         </w:rPr>
-        <w:t xml:space="preserve">On </w:t>
-      </w:r>
-      <w:proofErr w:type="gramStart"/>
-      <w:r>
-        <w:rPr>
-          <w:color w:val="374151"/>
-        </w:rPr>
-        <w:t>confirm:</w:t>
-      </w:r>
-      <w:proofErr w:type="gramEnd"/>
-      <w:r>
-        <w:rPr>
-          <w:color w:val="374151"/>
-        </w:rPr>
-        <w:t xml:space="preserve"> soft-delete (</w:t>
-      </w:r>
-      <w:proofErr w:type="spellStart"/>
-      <w:r>
-        <w:rPr>
-          <w:color w:val="374151"/>
-        </w:rPr>
-        <w:t>is_deleted</w:t>
-      </w:r>
-      <w:proofErr w:type="spellEnd"/>
-      <w:r>
-        <w:rPr>
-          <w:color w:val="374151"/>
-        </w:rPr>
-        <w:t>=True) or hard-delete — pick one and document it</w:t>
+        <w:t>On confirm: soft-delete (is_deleted=True) or hard-delete — pick one and document it</w:t>
       </w:r>
     </w:p>
     <w:p>
@@ -3582,35 +3308,7 @@
         <w:rPr>
           <w:color w:val="374151"/>
         </w:rPr>
-        <w:t xml:space="preserve">Color palette: white background, </w:t>
-      </w:r>
-      <w:proofErr w:type="gramStart"/>
-      <w:r>
-        <w:rPr>
-          <w:color w:val="374151"/>
-        </w:rPr>
-        <w:t>teal (#</w:t>
-      </w:r>
-      <w:proofErr w:type="gramEnd"/>
-      <w:r>
-        <w:rPr>
-          <w:color w:val="374151"/>
-        </w:rPr>
-        <w:t xml:space="preserve">0F766E) primary, </w:t>
-      </w:r>
-      <w:proofErr w:type="gramStart"/>
-      <w:r>
-        <w:rPr>
-          <w:color w:val="374151"/>
-        </w:rPr>
-        <w:t>gray (#</w:t>
-      </w:r>
-      <w:proofErr w:type="gramEnd"/>
-      <w:r>
-        <w:rPr>
-          <w:color w:val="374151"/>
-        </w:rPr>
-        <w:t>6B7280) secondary</w:t>
+        <w:t>Color palette: white background, teal (#0F766E) primary, gray (#6B7280) secondary</w:t>
       </w:r>
     </w:p>
     <w:p>
@@ -3658,21 +3356,7 @@
         <w:rPr>
           <w:color w:val="374151"/>
         </w:rPr>
-        <w:t>Loading state: show a spinner and '</w:t>
-      </w:r>
-      <w:proofErr w:type="spellStart"/>
-      <w:r>
-        <w:rPr>
-          <w:color w:val="374151"/>
-        </w:rPr>
-        <w:t>Analysing</w:t>
-      </w:r>
-      <w:proofErr w:type="spellEnd"/>
-      <w:r>
-        <w:rPr>
-          <w:color w:val="374151"/>
-        </w:rPr>
-        <w:t xml:space="preserve"> your symptoms...' text while waiting for API</w:t>
+        <w:t>Loading state: show a spinner and 'Analysing your symptoms...' text while waiting for API</w:t>
       </w:r>
     </w:p>
     <w:p>
@@ -4161,12 +3845,7 @@
           </w:tcPr>
           <w:p>
             <w:r>
-              <w:rPr>
-                <w:color w:val="374151"/>
-                <w:sz w:val="20"/>
-                <w:szCs w:val="20"/>
-              </w:rPr>
-              <w:t>Anthropic Claude API — model: claude-sonnet-4-20250514</w:t>
+              <w:t>Google Gemini (google-generativeai)</w:t>
             </w:r>
           </w:p>
         </w:tc>
@@ -4450,7 +4129,6 @@
             </w:tcMar>
           </w:tcPr>
           <w:p>
-            <w:proofErr w:type="spellStart"/>
             <w:r>
               <w:rPr>
                 <w:color w:val="374151"/>
@@ -4459,7 +4137,6 @@
               </w:rPr>
               <w:t>WhiteNoise</w:t>
             </w:r>
-            <w:proofErr w:type="spellEnd"/>
           </w:p>
         </w:tc>
       </w:tr>
@@ -4516,18 +4193,8 @@
                 <w:sz w:val="20"/>
                 <w:szCs w:val="20"/>
               </w:rPr>
-              <w:t>.env file via python-</w:t>
-            </w:r>
-            <w:proofErr w:type="spellStart"/>
-            <w:r>
-              <w:rPr>
-                <w:color w:val="374151"/>
-                <w:sz w:val="20"/>
-                <w:szCs w:val="20"/>
-              </w:rPr>
-              <w:t>dotenv</w:t>
-            </w:r>
-            <w:proofErr w:type="spellEnd"/>
+              <w:t>.env file via python-dotenv</w:t>
+            </w:r>
           </w:p>
         </w:tc>
       </w:tr>
@@ -4661,23 +4328,13 @@
             </w:tcMar>
           </w:tcPr>
           <w:p>
-            <w:proofErr w:type="spellStart"/>
-            <w:r>
-              <w:rPr>
-                <w:color w:val="374151"/>
-                <w:sz w:val="20"/>
-                <w:szCs w:val="20"/>
-              </w:rPr>
-              <w:t>symptom_journal</w:t>
-            </w:r>
-            <w:proofErr w:type="spellEnd"/>
-            <w:r>
-              <w:rPr>
-                <w:color w:val="374151"/>
-                <w:sz w:val="20"/>
-                <w:szCs w:val="20"/>
-              </w:rPr>
-              <w:t>/</w:t>
+            <w:r>
+              <w:rPr>
+                <w:color w:val="374151"/>
+                <w:sz w:val="20"/>
+                <w:szCs w:val="20"/>
+              </w:rPr>
+              <w:t>symptom_journal/</w:t>
             </w:r>
           </w:p>
         </w:tc>
@@ -4705,43 +4362,7 @@
                 <w:sz w:val="20"/>
                 <w:szCs w:val="20"/>
               </w:rPr>
-              <w:t xml:space="preserve">Main Django project folder (settings, </w:t>
-            </w:r>
-            <w:proofErr w:type="spellStart"/>
-            <w:r>
-              <w:rPr>
-                <w:color w:val="374151"/>
-                <w:sz w:val="20"/>
-                <w:szCs w:val="20"/>
-              </w:rPr>
-              <w:t>urls</w:t>
-            </w:r>
-            <w:proofErr w:type="spellEnd"/>
-            <w:r>
-              <w:rPr>
-                <w:color w:val="374151"/>
-                <w:sz w:val="20"/>
-                <w:szCs w:val="20"/>
-              </w:rPr>
-              <w:t xml:space="preserve">, </w:t>
-            </w:r>
-            <w:proofErr w:type="spellStart"/>
-            <w:r>
-              <w:rPr>
-                <w:color w:val="374151"/>
-                <w:sz w:val="20"/>
-                <w:szCs w:val="20"/>
-              </w:rPr>
-              <w:t>wsgi</w:t>
-            </w:r>
-            <w:proofErr w:type="spellEnd"/>
-            <w:r>
-              <w:rPr>
-                <w:color w:val="374151"/>
-                <w:sz w:val="20"/>
-                <w:szCs w:val="20"/>
-              </w:rPr>
-              <w:t>)</w:t>
+              <w:t>Main Django project folder (settings, urls, wsgi)</w:t>
             </w:r>
           </w:p>
         </w:tc>
@@ -4973,25 +4594,7 @@
                 <w:sz w:val="20"/>
                 <w:szCs w:val="20"/>
               </w:rPr>
-              <w:t xml:space="preserve">All Claude API calls </w:t>
-            </w:r>
-            <w:proofErr w:type="gramStart"/>
-            <w:r>
-              <w:rPr>
-                <w:color w:val="374151"/>
-                <w:sz w:val="20"/>
-                <w:szCs w:val="20"/>
-              </w:rPr>
-              <w:t>isolated</w:t>
-            </w:r>
-            <w:proofErr w:type="gramEnd"/>
-            <w:r>
-              <w:rPr>
-                <w:color w:val="374151"/>
-                <w:sz w:val="20"/>
-                <w:szCs w:val="20"/>
-              </w:rPr>
-              <w:t xml:space="preserve"> in one service file</w:t>
+              <w:t>All Claude API calls isolated in one service file</w:t>
             </w:r>
           </w:p>
         </w:tc>
@@ -5195,25 +4798,7 @@
                 <w:sz w:val="20"/>
                 <w:szCs w:val="20"/>
               </w:rPr>
-              <w:t>static/</w:t>
-            </w:r>
-            <w:proofErr w:type="spellStart"/>
-            <w:r>
-              <w:rPr>
-                <w:color w:val="374151"/>
-                <w:sz w:val="20"/>
-                <w:szCs w:val="20"/>
-              </w:rPr>
-              <w:t>css</w:t>
-            </w:r>
-            <w:proofErr w:type="spellEnd"/>
-            <w:r>
-              <w:rPr>
-                <w:color w:val="374151"/>
-                <w:sz w:val="20"/>
-                <w:szCs w:val="20"/>
-              </w:rPr>
-              <w:t>/styles.css</w:t>
+              <w:t>static/css/styles.css</w:t>
             </w:r>
           </w:p>
         </w:tc>
@@ -5265,7 +4850,6 @@
             </w:tcMar>
           </w:tcPr>
           <w:p>
-            <w:proofErr w:type="gramStart"/>
             <w:r>
               <w:rPr>
                 <w:color w:val="374151"/>
@@ -5274,7 +4858,6 @@
               </w:rPr>
               <w:t>.env</w:t>
             </w:r>
-            <w:proofErr w:type="gramEnd"/>
           </w:p>
         </w:tc>
         <w:tc>
@@ -5301,7 +4884,15 @@
                 <w:sz w:val="20"/>
                 <w:szCs w:val="20"/>
               </w:rPr>
-              <w:t>ANTHROPIC_API_KEY, DATABASE_URL, SECRET_KEY, DEBUG</w:t>
+              <w:t>GEMINI</w:t>
+            </w:r>
+            <w:r>
+              <w:rPr>
+                <w:color w:val="374151"/>
+                <w:sz w:val="20"/>
+                <w:szCs w:val="20"/>
+              </w:rPr>
+              <w:t>_API_KEY, DATABASE_URL, SECRET_KEY, DEBUG</w:t>
             </w:r>
           </w:p>
         </w:tc>
@@ -5327,7 +4918,6 @@
       <w:pPr>
         <w:spacing w:before="200" w:after="80"/>
       </w:pPr>
-      <w:proofErr w:type="spellStart"/>
       <w:r>
         <w:rPr>
           <w:b/>
@@ -5336,9 +4926,173 @@
           <w:sz w:val="24"/>
           <w:szCs w:val="24"/>
         </w:rPr>
-        <w:t>SymptomCheck</w:t>
-      </w:r>
-      <w:proofErr w:type="spellEnd"/>
+        <w:t>SymptomCheck (apps/checker/models.py)</w:t>
+      </w:r>
+    </w:p>
+    <w:p>
+      <w:pPr>
+        <w:pStyle w:val="ListParagraph"/>
+        <w:numPr>
+          <w:ilvl w:val="0"/>
+          <w:numId w:val="2"/>
+        </w:numPr>
+        <w:spacing w:before="40" w:after="40"/>
+      </w:pPr>
+      <w:r>
+        <w:rPr>
+          <w:color w:val="374151"/>
+        </w:rPr>
+        <w:t>user — ForeignKey(User, null=True, blank=True) — null for guests</w:t>
+      </w:r>
+    </w:p>
+    <w:p>
+      <w:pPr>
+        <w:pStyle w:val="ListParagraph"/>
+        <w:numPr>
+          <w:ilvl w:val="0"/>
+          <w:numId w:val="2"/>
+        </w:numPr>
+        <w:spacing w:before="40" w:after="40"/>
+      </w:pPr>
+      <w:r>
+        <w:rPr>
+          <w:color w:val="374151"/>
+        </w:rPr>
+        <w:t>symptom_description — TextField</w:t>
+      </w:r>
+    </w:p>
+    <w:p>
+      <w:pPr>
+        <w:pStyle w:val="ListParagraph"/>
+        <w:numPr>
+          <w:ilvl w:val="0"/>
+          <w:numId w:val="2"/>
+        </w:numPr>
+        <w:spacing w:before="40" w:after="40"/>
+      </w:pPr>
+      <w:r>
+        <w:rPr>
+          <w:color w:val="374151"/>
+        </w:rPr>
+        <w:t>follow_up_questions — JSONField — stores the AI-generated questions</w:t>
+      </w:r>
+    </w:p>
+    <w:p>
+      <w:pPr>
+        <w:pStyle w:val="ListParagraph"/>
+        <w:numPr>
+          <w:ilvl w:val="0"/>
+          <w:numId w:val="2"/>
+        </w:numPr>
+        <w:spacing w:before="40" w:after="40"/>
+      </w:pPr>
+      <w:r>
+        <w:rPr>
+          <w:color w:val="374151"/>
+        </w:rPr>
+        <w:t>follow_up_answers — JSONField — stores user's answers</w:t>
+      </w:r>
+    </w:p>
+    <w:p>
+      <w:pPr>
+        <w:pStyle w:val="ListParagraph"/>
+        <w:numPr>
+          <w:ilvl w:val="0"/>
+          <w:numId w:val="2"/>
+        </w:numPr>
+        <w:spacing w:before="40" w:after="40"/>
+      </w:pPr>
+      <w:r>
+        <w:rPr>
+          <w:color w:val="374151"/>
+        </w:rPr>
+        <w:t>ai_result — JSONField — stores full triage result</w:t>
+      </w:r>
+    </w:p>
+    <w:p>
+      <w:pPr>
+        <w:pStyle w:val="ListParagraph"/>
+        <w:numPr>
+          <w:ilvl w:val="0"/>
+          <w:numId w:val="2"/>
+        </w:numPr>
+        <w:spacing w:before="40" w:after="40"/>
+      </w:pPr>
+      <w:r>
+        <w:rPr>
+          <w:color w:val="374151"/>
+        </w:rPr>
+        <w:t>language — CharField(max_length=10) — 'en' or 'bn'</w:t>
+      </w:r>
+    </w:p>
+    <w:p>
+      <w:pPr>
+        <w:pStyle w:val="ListParagraph"/>
+        <w:numPr>
+          <w:ilvl w:val="0"/>
+          <w:numId w:val="2"/>
+        </w:numPr>
+        <w:spacing w:before="40" w:after="40"/>
+      </w:pPr>
+      <w:r>
+        <w:rPr>
+          <w:color w:val="374151"/>
+        </w:rPr>
+        <w:t>triage_tier — CharField — 'green', 'yellow', or 'red'</w:t>
+      </w:r>
+    </w:p>
+    <w:p>
+      <w:pPr>
+        <w:pStyle w:val="ListParagraph"/>
+        <w:numPr>
+          <w:ilvl w:val="0"/>
+          <w:numId w:val="2"/>
+        </w:numPr>
+        <w:spacing w:before="40" w:after="40"/>
+      </w:pPr>
+      <w:r>
+        <w:rPr>
+          <w:color w:val="374151"/>
+        </w:rPr>
+        <w:t>created_at — DateTimeField(auto_now_add=True)</w:t>
+      </w:r>
+    </w:p>
+    <w:p>
+      <w:pPr>
+        <w:pStyle w:val="ListParagraph"/>
+        <w:numPr>
+          <w:ilvl w:val="0"/>
+          <w:numId w:val="2"/>
+        </w:numPr>
+        <w:spacing w:before="40" w:after="40"/>
+      </w:pPr>
+      <w:r>
+        <w:rPr>
+          <w:color w:val="374151"/>
+        </w:rPr>
+        <w:t>is_deleted — BooleanField(default=False)</w:t>
+      </w:r>
+    </w:p>
+    <w:p>
+      <w:pPr>
+        <w:spacing w:after="80"/>
+      </w:pPr>
+    </w:p>
+    <w:p>
+      <w:pPr>
+        <w:pStyle w:val="Heading2"/>
+        <w:pBdr>
+          <w:bottom w:val="single" w:sz="4" w:space="4" w:color="E1F5EE"/>
+        </w:pBdr>
+      </w:pPr>
+      <w:r>
+        <w:t>3.5 Claude API Service — claude_service.py</w:t>
+      </w:r>
+    </w:p>
+    <w:p>
+      <w:pPr>
+        <w:spacing w:before="200" w:after="80"/>
+      </w:pPr>
       <w:r>
         <w:rPr>
           <w:b/>
@@ -5347,416 +5101,45 @@
           <w:sz w:val="24"/>
           <w:szCs w:val="24"/>
         </w:rPr>
-        <w:t xml:space="preserve"> (apps/checker/models.py)</w:t>
-      </w:r>
-    </w:p>
-    <w:p>
-      <w:pPr>
-        <w:pStyle w:val="ListParagraph"/>
-        <w:numPr>
-          <w:ilvl w:val="0"/>
-          <w:numId w:val="2"/>
-        </w:numPr>
-        <w:spacing w:before="40" w:after="40"/>
-      </w:pPr>
-      <w:r>
-        <w:rPr>
-          <w:color w:val="374151"/>
-        </w:rPr>
-        <w:t xml:space="preserve">user — </w:t>
-      </w:r>
-      <w:proofErr w:type="spellStart"/>
-      <w:proofErr w:type="gramStart"/>
-      <w:r>
-        <w:rPr>
-          <w:color w:val="374151"/>
-        </w:rPr>
-        <w:t>ForeignKey</w:t>
-      </w:r>
-      <w:proofErr w:type="spellEnd"/>
-      <w:r>
-        <w:rPr>
-          <w:color w:val="374151"/>
-        </w:rPr>
-        <w:t>(</w:t>
-      </w:r>
-      <w:proofErr w:type="gramEnd"/>
-      <w:r>
-        <w:rPr>
-          <w:color w:val="374151"/>
-        </w:rPr>
-        <w:t>User, null=True, blank=</w:t>
-      </w:r>
-      <w:proofErr w:type="gramStart"/>
-      <w:r>
-        <w:rPr>
-          <w:color w:val="374151"/>
-        </w:rPr>
-        <w:t>True) —</w:t>
-      </w:r>
-      <w:proofErr w:type="gramEnd"/>
-      <w:r>
-        <w:rPr>
-          <w:color w:val="374151"/>
-        </w:rPr>
-        <w:t xml:space="preserve"> null for guests</w:t>
-      </w:r>
-    </w:p>
-    <w:p>
-      <w:pPr>
-        <w:pStyle w:val="ListParagraph"/>
-        <w:numPr>
-          <w:ilvl w:val="0"/>
-          <w:numId w:val="2"/>
-        </w:numPr>
-        <w:spacing w:before="40" w:after="40"/>
-      </w:pPr>
-      <w:proofErr w:type="spellStart"/>
-      <w:r>
-        <w:rPr>
-          <w:color w:val="374151"/>
-        </w:rPr>
-        <w:t>symptom_description</w:t>
-      </w:r>
-      <w:proofErr w:type="spellEnd"/>
-      <w:r>
-        <w:rPr>
-          <w:color w:val="374151"/>
-        </w:rPr>
-        <w:t xml:space="preserve"> — </w:t>
-      </w:r>
-      <w:proofErr w:type="spellStart"/>
-      <w:r>
-        <w:rPr>
-          <w:color w:val="374151"/>
-        </w:rPr>
-        <w:t>TextField</w:t>
-      </w:r>
-      <w:proofErr w:type="spellEnd"/>
-    </w:p>
-    <w:p>
-      <w:pPr>
-        <w:pStyle w:val="ListParagraph"/>
-        <w:numPr>
-          <w:ilvl w:val="0"/>
-          <w:numId w:val="2"/>
-        </w:numPr>
-        <w:spacing w:before="40" w:after="40"/>
-      </w:pPr>
-      <w:proofErr w:type="spellStart"/>
-      <w:r>
-        <w:rPr>
-          <w:color w:val="374151"/>
-        </w:rPr>
-        <w:t>follow_up_questions</w:t>
-      </w:r>
-      <w:proofErr w:type="spellEnd"/>
-      <w:r>
-        <w:rPr>
-          <w:color w:val="374151"/>
-        </w:rPr>
-        <w:t xml:space="preserve"> — </w:t>
-      </w:r>
-      <w:proofErr w:type="spellStart"/>
-      <w:r>
-        <w:rPr>
-          <w:color w:val="374151"/>
-        </w:rPr>
-        <w:t>JSONField</w:t>
-      </w:r>
-      <w:proofErr w:type="spellEnd"/>
-      <w:r>
-        <w:rPr>
-          <w:color w:val="374151"/>
-        </w:rPr>
-        <w:t xml:space="preserve"> — stores the AI-generated questions</w:t>
-      </w:r>
-    </w:p>
-    <w:p>
-      <w:pPr>
-        <w:pStyle w:val="ListParagraph"/>
-        <w:numPr>
-          <w:ilvl w:val="0"/>
-          <w:numId w:val="2"/>
-        </w:numPr>
-        <w:spacing w:before="40" w:after="40"/>
-      </w:pPr>
-      <w:proofErr w:type="spellStart"/>
-      <w:r>
-        <w:rPr>
-          <w:color w:val="374151"/>
-        </w:rPr>
-        <w:t>follow_up_answers</w:t>
-      </w:r>
-      <w:proofErr w:type="spellEnd"/>
-      <w:r>
-        <w:rPr>
-          <w:color w:val="374151"/>
-        </w:rPr>
-        <w:t xml:space="preserve"> — </w:t>
-      </w:r>
-      <w:proofErr w:type="spellStart"/>
-      <w:r>
-        <w:rPr>
-          <w:color w:val="374151"/>
-        </w:rPr>
-        <w:t>JSONField</w:t>
-      </w:r>
-      <w:proofErr w:type="spellEnd"/>
-      <w:r>
-        <w:rPr>
-          <w:color w:val="374151"/>
-        </w:rPr>
-        <w:t xml:space="preserve"> — stores user's answers</w:t>
-      </w:r>
-    </w:p>
-    <w:p>
-      <w:pPr>
-        <w:pStyle w:val="ListParagraph"/>
-        <w:numPr>
-          <w:ilvl w:val="0"/>
-          <w:numId w:val="2"/>
-        </w:numPr>
-        <w:spacing w:before="40" w:after="40"/>
-      </w:pPr>
-      <w:proofErr w:type="spellStart"/>
-      <w:r>
-        <w:rPr>
-          <w:color w:val="374151"/>
-        </w:rPr>
-        <w:t>ai_result</w:t>
-      </w:r>
-      <w:proofErr w:type="spellEnd"/>
-      <w:r>
-        <w:rPr>
-          <w:color w:val="374151"/>
-        </w:rPr>
-        <w:t xml:space="preserve"> — </w:t>
-      </w:r>
-      <w:proofErr w:type="spellStart"/>
-      <w:r>
-        <w:rPr>
-          <w:color w:val="374151"/>
-        </w:rPr>
-        <w:t>JSONField</w:t>
-      </w:r>
-      <w:proofErr w:type="spellEnd"/>
-      <w:r>
-        <w:rPr>
-          <w:color w:val="374151"/>
-        </w:rPr>
-        <w:t xml:space="preserve"> — stores full triage result</w:t>
-      </w:r>
-    </w:p>
-    <w:p>
-      <w:pPr>
-        <w:pStyle w:val="ListParagraph"/>
-        <w:numPr>
-          <w:ilvl w:val="0"/>
-          <w:numId w:val="2"/>
-        </w:numPr>
-        <w:spacing w:before="40" w:after="40"/>
-      </w:pPr>
-      <w:r>
-        <w:rPr>
-          <w:color w:val="374151"/>
-        </w:rPr>
-        <w:t xml:space="preserve">language — </w:t>
-      </w:r>
-      <w:proofErr w:type="spellStart"/>
-      <w:r>
-        <w:rPr>
-          <w:color w:val="374151"/>
-        </w:rPr>
-        <w:t>CharField</w:t>
-      </w:r>
-      <w:proofErr w:type="spellEnd"/>
-      <w:r>
-        <w:rPr>
-          <w:color w:val="374151"/>
-        </w:rPr>
-        <w:t>(</w:t>
-      </w:r>
-      <w:proofErr w:type="spellStart"/>
-      <w:r>
-        <w:rPr>
-          <w:color w:val="374151"/>
-        </w:rPr>
-        <w:t>max_length</w:t>
-      </w:r>
-      <w:proofErr w:type="spellEnd"/>
-      <w:r>
-        <w:rPr>
-          <w:color w:val="374151"/>
-        </w:rPr>
-        <w:t>=10) — '</w:t>
-      </w:r>
-      <w:proofErr w:type="spellStart"/>
-      <w:r>
-        <w:rPr>
-          <w:color w:val="374151"/>
-        </w:rPr>
-        <w:t>en</w:t>
-      </w:r>
-      <w:proofErr w:type="spellEnd"/>
-      <w:r>
-        <w:rPr>
-          <w:color w:val="374151"/>
-        </w:rPr>
-        <w:t>' or 'bn'</w:t>
-      </w:r>
-    </w:p>
-    <w:p>
-      <w:pPr>
-        <w:pStyle w:val="ListParagraph"/>
-        <w:numPr>
-          <w:ilvl w:val="0"/>
-          <w:numId w:val="2"/>
-        </w:numPr>
-        <w:spacing w:before="40" w:after="40"/>
-      </w:pPr>
-      <w:proofErr w:type="spellStart"/>
-      <w:r>
-        <w:rPr>
-          <w:color w:val="374151"/>
-        </w:rPr>
-        <w:t>triage_tier</w:t>
-      </w:r>
-      <w:proofErr w:type="spellEnd"/>
-      <w:r>
-        <w:rPr>
-          <w:color w:val="374151"/>
-        </w:rPr>
-        <w:t xml:space="preserve"> — </w:t>
-      </w:r>
-      <w:proofErr w:type="spellStart"/>
-      <w:r>
-        <w:rPr>
-          <w:color w:val="374151"/>
-        </w:rPr>
-        <w:t>CharField</w:t>
-      </w:r>
-      <w:proofErr w:type="spellEnd"/>
-      <w:r>
-        <w:rPr>
-          <w:color w:val="374151"/>
-        </w:rPr>
-        <w:t xml:space="preserve"> — 'green', 'yellow', or 'red'</w:t>
-      </w:r>
-    </w:p>
-    <w:p>
-      <w:pPr>
-        <w:pStyle w:val="ListParagraph"/>
-        <w:numPr>
-          <w:ilvl w:val="0"/>
-          <w:numId w:val="2"/>
-        </w:numPr>
-        <w:spacing w:before="40" w:after="40"/>
-      </w:pPr>
-      <w:proofErr w:type="spellStart"/>
-      <w:r>
-        <w:rPr>
-          <w:color w:val="374151"/>
-        </w:rPr>
-        <w:t>created_at</w:t>
-      </w:r>
-      <w:proofErr w:type="spellEnd"/>
-      <w:r>
-        <w:rPr>
-          <w:color w:val="374151"/>
-        </w:rPr>
-        <w:t xml:space="preserve"> — </w:t>
-      </w:r>
-      <w:proofErr w:type="spellStart"/>
-      <w:r>
-        <w:rPr>
-          <w:color w:val="374151"/>
-        </w:rPr>
-        <w:t>DateTimeField</w:t>
-      </w:r>
-      <w:proofErr w:type="spellEnd"/>
-      <w:r>
-        <w:rPr>
-          <w:color w:val="374151"/>
-        </w:rPr>
-        <w:t>(</w:t>
-      </w:r>
-      <w:proofErr w:type="spellStart"/>
-      <w:r>
-        <w:rPr>
-          <w:color w:val="374151"/>
-        </w:rPr>
-        <w:t>auto_now_</w:t>
-      </w:r>
-      <w:proofErr w:type="gramStart"/>
-      <w:r>
-        <w:rPr>
-          <w:color w:val="374151"/>
-        </w:rPr>
-        <w:t>add</w:t>
-      </w:r>
-      <w:proofErr w:type="spellEnd"/>
-      <w:proofErr w:type="gramEnd"/>
-      <w:r>
-        <w:rPr>
-          <w:color w:val="374151"/>
-        </w:rPr>
-        <w:t>=True)</w:t>
-      </w:r>
-    </w:p>
-    <w:p>
-      <w:pPr>
-        <w:pStyle w:val="ListParagraph"/>
-        <w:numPr>
-          <w:ilvl w:val="0"/>
-          <w:numId w:val="2"/>
-        </w:numPr>
-        <w:spacing w:before="40" w:after="40"/>
-      </w:pPr>
-      <w:proofErr w:type="spellStart"/>
-      <w:r>
-        <w:rPr>
-          <w:color w:val="374151"/>
-        </w:rPr>
-        <w:t>is_deleted</w:t>
-      </w:r>
-      <w:proofErr w:type="spellEnd"/>
-      <w:r>
-        <w:rPr>
-          <w:color w:val="374151"/>
-        </w:rPr>
-        <w:t xml:space="preserve"> — </w:t>
-      </w:r>
-      <w:proofErr w:type="spellStart"/>
-      <w:r>
-        <w:rPr>
-          <w:color w:val="374151"/>
-        </w:rPr>
-        <w:t>BooleanField</w:t>
-      </w:r>
-      <w:proofErr w:type="spellEnd"/>
-      <w:r>
-        <w:rPr>
-          <w:color w:val="374151"/>
-        </w:rPr>
-        <w:t>(default=False)</w:t>
+        <w:t>Function 1: get_follow_up_questions(symptom_text, language)</w:t>
+      </w:r>
+    </w:p>
+    <w:p>
+      <w:pPr>
+        <w:pStyle w:val="ListParagraph"/>
+        <w:numPr>
+          <w:ilvl w:val="0"/>
+          <w:numId w:val="2"/>
+        </w:numPr>
+        <w:spacing w:before="40" w:after="40"/>
+      </w:pPr>
+      <w:r>
+        <w:rPr>
+          <w:color w:val="374151"/>
+        </w:rPr>
+        <w:t>System prompt: You are a medical triage assistant. DO NOT diagnose. Ask 3-5 targeted follow-up questions based on the symptom description. Respond in {language}. Return your questions as a JSON array of objects: [{"question": "...", "type": "text|yesno|number"}]</w:t>
+      </w:r>
+    </w:p>
+    <w:p>
+      <w:pPr>
+        <w:pStyle w:val="ListParagraph"/>
+        <w:numPr>
+          <w:ilvl w:val="0"/>
+          <w:numId w:val="2"/>
+        </w:numPr>
+        <w:spacing w:before="40" w:after="40"/>
+      </w:pPr>
+      <w:r>
+        <w:rPr>
+          <w:color w:val="374151"/>
+        </w:rPr>
+        <w:t>Return: parsed JSON list of question objects</w:t>
       </w:r>
     </w:p>
     <w:p>
       <w:pPr>
         <w:spacing w:after="80"/>
       </w:pPr>
-    </w:p>
-    <w:p>
-      <w:pPr>
-        <w:pStyle w:val="Heading2"/>
-        <w:pBdr>
-          <w:bottom w:val="single" w:sz="4" w:space="4" w:color="E1F5EE"/>
-        </w:pBdr>
-      </w:pPr>
-      <w:r>
-        <w:t>3.5 Claude API Service — claude_service.py</w:t>
-      </w:r>
     </w:p>
     <w:p>
       <w:pPr>
@@ -5770,337 +5153,39 @@
           <w:sz w:val="24"/>
           <w:szCs w:val="24"/>
         </w:rPr>
-        <w:t xml:space="preserve">Function 1: </w:t>
-      </w:r>
-      <w:proofErr w:type="spellStart"/>
-      <w:r>
-        <w:rPr>
-          <w:b/>
-          <w:bCs/>
-          <w:color w:val="111827"/>
-          <w:sz w:val="24"/>
-          <w:szCs w:val="24"/>
-        </w:rPr>
-        <w:t>get_follow_up_</w:t>
-      </w:r>
-      <w:proofErr w:type="gramStart"/>
-      <w:r>
-        <w:rPr>
-          <w:b/>
-          <w:bCs/>
-          <w:color w:val="111827"/>
-          <w:sz w:val="24"/>
-          <w:szCs w:val="24"/>
-        </w:rPr>
-        <w:t>questions</w:t>
-      </w:r>
-      <w:proofErr w:type="spellEnd"/>
-      <w:r>
-        <w:rPr>
-          <w:b/>
-          <w:bCs/>
-          <w:color w:val="111827"/>
-          <w:sz w:val="24"/>
-          <w:szCs w:val="24"/>
-        </w:rPr>
-        <w:t>(</w:t>
-      </w:r>
-      <w:proofErr w:type="spellStart"/>
-      <w:proofErr w:type="gramEnd"/>
-      <w:r>
-        <w:rPr>
-          <w:b/>
-          <w:bCs/>
-          <w:color w:val="111827"/>
-          <w:sz w:val="24"/>
-          <w:szCs w:val="24"/>
-        </w:rPr>
-        <w:t>symptom_text</w:t>
-      </w:r>
-      <w:proofErr w:type="spellEnd"/>
-      <w:r>
-        <w:rPr>
-          <w:b/>
-          <w:bCs/>
-          <w:color w:val="111827"/>
-          <w:sz w:val="24"/>
-          <w:szCs w:val="24"/>
-        </w:rPr>
-        <w:t>, language)</w:t>
-      </w:r>
-    </w:p>
-    <w:p>
-      <w:pPr>
-        <w:pStyle w:val="ListParagraph"/>
-        <w:numPr>
-          <w:ilvl w:val="0"/>
-          <w:numId w:val="2"/>
-        </w:numPr>
-        <w:spacing w:before="40" w:after="40"/>
-      </w:pPr>
-      <w:r>
-        <w:rPr>
-          <w:color w:val="374151"/>
-        </w:rPr>
-        <w:t>System prompt: You are a medical triage assistant. DO NOT diagnose. Ask 3-5 targeted follow-up questions based on the symptom description. Respond in {language}. Return your questions as a JSON array of objects: [{"question": "...", "type": "</w:t>
-      </w:r>
-      <w:proofErr w:type="spellStart"/>
-      <w:r>
-        <w:rPr>
-          <w:color w:val="374151"/>
-        </w:rPr>
-        <w:t>text|yesno|number</w:t>
-      </w:r>
-      <w:proofErr w:type="spellEnd"/>
-      <w:r>
-        <w:rPr>
-          <w:color w:val="374151"/>
-        </w:rPr>
-        <w:t>"}]</w:t>
-      </w:r>
-    </w:p>
-    <w:p>
-      <w:pPr>
-        <w:pStyle w:val="ListParagraph"/>
-        <w:numPr>
-          <w:ilvl w:val="0"/>
-          <w:numId w:val="2"/>
-        </w:numPr>
-        <w:spacing w:before="40" w:after="40"/>
-      </w:pPr>
-      <w:r>
-        <w:rPr>
-          <w:color w:val="374151"/>
-        </w:rPr>
-        <w:t>Return: parsed JSON list of question objects</w:t>
-      </w:r>
-    </w:p>
-    <w:p>
-      <w:pPr>
-        <w:spacing w:after="80"/>
-      </w:pPr>
-    </w:p>
-    <w:p>
-      <w:pPr>
-        <w:spacing w:before="200" w:after="80"/>
-      </w:pPr>
-      <w:r>
-        <w:rPr>
-          <w:b/>
-          <w:bCs/>
-          <w:color w:val="111827"/>
-          <w:sz w:val="24"/>
-          <w:szCs w:val="24"/>
-        </w:rPr>
-        <w:t xml:space="preserve">Function 2: </w:t>
-      </w:r>
-      <w:proofErr w:type="spellStart"/>
-      <w:r>
-        <w:rPr>
-          <w:b/>
-          <w:bCs/>
-          <w:color w:val="111827"/>
-          <w:sz w:val="24"/>
-          <w:szCs w:val="24"/>
-        </w:rPr>
-        <w:t>get_triage_</w:t>
-      </w:r>
-      <w:proofErr w:type="gramStart"/>
-      <w:r>
-        <w:rPr>
-          <w:b/>
-          <w:bCs/>
-          <w:color w:val="111827"/>
-          <w:sz w:val="24"/>
-          <w:szCs w:val="24"/>
-        </w:rPr>
-        <w:t>result</w:t>
-      </w:r>
-      <w:proofErr w:type="spellEnd"/>
-      <w:r>
-        <w:rPr>
-          <w:b/>
-          <w:bCs/>
-          <w:color w:val="111827"/>
-          <w:sz w:val="24"/>
-          <w:szCs w:val="24"/>
-        </w:rPr>
-        <w:t>(</w:t>
-      </w:r>
-      <w:proofErr w:type="spellStart"/>
-      <w:proofErr w:type="gramEnd"/>
-      <w:r>
-        <w:rPr>
-          <w:b/>
-          <w:bCs/>
-          <w:color w:val="111827"/>
-          <w:sz w:val="24"/>
-          <w:szCs w:val="24"/>
-        </w:rPr>
-        <w:t>symptom_text</w:t>
-      </w:r>
-      <w:proofErr w:type="spellEnd"/>
-      <w:r>
-        <w:rPr>
-          <w:b/>
-          <w:bCs/>
-          <w:color w:val="111827"/>
-          <w:sz w:val="24"/>
-          <w:szCs w:val="24"/>
-        </w:rPr>
-        <w:t xml:space="preserve">, </w:t>
-      </w:r>
-      <w:proofErr w:type="spellStart"/>
-      <w:r>
-        <w:rPr>
-          <w:b/>
-          <w:bCs/>
-          <w:color w:val="111827"/>
-          <w:sz w:val="24"/>
-          <w:szCs w:val="24"/>
-        </w:rPr>
-        <w:t>questions_and_answers</w:t>
-      </w:r>
-      <w:proofErr w:type="spellEnd"/>
-      <w:r>
-        <w:rPr>
-          <w:b/>
-          <w:bCs/>
-          <w:color w:val="111827"/>
-          <w:sz w:val="24"/>
-          <w:szCs w:val="24"/>
-        </w:rPr>
-        <w:t>, language)</w:t>
-      </w:r>
-    </w:p>
-    <w:p>
-      <w:pPr>
-        <w:pStyle w:val="ListParagraph"/>
-        <w:numPr>
-          <w:ilvl w:val="0"/>
-          <w:numId w:val="2"/>
-        </w:numPr>
-        <w:spacing w:before="40" w:after="40"/>
-      </w:pPr>
-      <w:r>
-        <w:rPr>
-          <w:color w:val="374151"/>
-        </w:rPr>
-        <w:t xml:space="preserve">System prompt: You are a medical triage assistant. Based on the symptom description and the follow-up answers, provide: 1) </w:t>
-      </w:r>
-      <w:proofErr w:type="spellStart"/>
-      <w:r>
-        <w:rPr>
-          <w:color w:val="374151"/>
-        </w:rPr>
-        <w:t>possible_conditions</w:t>
-      </w:r>
-      <w:proofErr w:type="spellEnd"/>
-      <w:r>
-        <w:rPr>
-          <w:color w:val="374151"/>
-        </w:rPr>
-        <w:t xml:space="preserve"> (array of {name, description}), 2) </w:t>
-      </w:r>
-      <w:proofErr w:type="spellStart"/>
-      <w:r>
-        <w:rPr>
-          <w:color w:val="374151"/>
-        </w:rPr>
-        <w:t>triage_tier</w:t>
-      </w:r>
-      <w:proofErr w:type="spellEnd"/>
-      <w:r>
-        <w:rPr>
-          <w:color w:val="374151"/>
-        </w:rPr>
-        <w:t xml:space="preserve"> (</w:t>
-      </w:r>
-      <w:proofErr w:type="spellStart"/>
-      <w:r>
-        <w:rPr>
-          <w:color w:val="374151"/>
-        </w:rPr>
-        <w:t>green|yellow|red</w:t>
-      </w:r>
-      <w:proofErr w:type="spellEnd"/>
-      <w:r>
-        <w:rPr>
-          <w:color w:val="374151"/>
-        </w:rPr>
-        <w:t xml:space="preserve">), 3) </w:t>
-      </w:r>
-      <w:proofErr w:type="spellStart"/>
-      <w:r>
-        <w:rPr>
-          <w:color w:val="374151"/>
-        </w:rPr>
-        <w:t>recommended_action</w:t>
-      </w:r>
-      <w:proofErr w:type="spellEnd"/>
-      <w:r>
-        <w:rPr>
-          <w:color w:val="374151"/>
-        </w:rPr>
-        <w:t xml:space="preserve"> (string), 4) </w:t>
-      </w:r>
-      <w:proofErr w:type="spellStart"/>
-      <w:r>
-        <w:rPr>
-          <w:color w:val="374151"/>
-        </w:rPr>
-        <w:t>warning_signs</w:t>
-      </w:r>
-      <w:proofErr w:type="spellEnd"/>
-      <w:r>
-        <w:rPr>
-          <w:color w:val="374151"/>
-        </w:rPr>
-        <w:t xml:space="preserve"> (array of strings). ALWAYS end </w:t>
-      </w:r>
-      <w:proofErr w:type="gramStart"/>
-      <w:r>
-        <w:rPr>
-          <w:color w:val="374151"/>
-        </w:rPr>
-        <w:t>with:</w:t>
-      </w:r>
-      <w:proofErr w:type="gramEnd"/>
-      <w:r>
-        <w:rPr>
-          <w:color w:val="374151"/>
-        </w:rPr>
-        <w:t xml:space="preserve"> disclaimer: "This is not a medical diagnosis. Consult a qualified doctor." Respond in {language}. Return ONLY valid JSON.</w:t>
-      </w:r>
-    </w:p>
-    <w:p>
-      <w:pPr>
-        <w:pStyle w:val="ListParagraph"/>
-        <w:numPr>
-          <w:ilvl w:val="0"/>
-          <w:numId w:val="2"/>
-        </w:numPr>
-        <w:spacing w:before="40" w:after="40"/>
-      </w:pPr>
-      <w:r>
-        <w:rPr>
-          <w:color w:val="374151"/>
-        </w:rPr>
-        <w:t xml:space="preserve">Return: </w:t>
-      </w:r>
-      <w:proofErr w:type="gramStart"/>
-      <w:r>
-        <w:rPr>
-          <w:color w:val="374151"/>
-        </w:rPr>
-        <w:t>parsed</w:t>
-      </w:r>
-      <w:proofErr w:type="gramEnd"/>
-      <w:r>
-        <w:rPr>
-          <w:color w:val="374151"/>
-        </w:rPr>
-        <w:t xml:space="preserve"> JSON object</w:t>
+        <w:t>Function 2: get_triage_result(symptom_text, questions_and_answers, language)</w:t>
+      </w:r>
+    </w:p>
+    <w:p>
+      <w:pPr>
+        <w:pStyle w:val="ListParagraph"/>
+        <w:numPr>
+          <w:ilvl w:val="0"/>
+          <w:numId w:val="2"/>
+        </w:numPr>
+        <w:spacing w:before="40" w:after="40"/>
+      </w:pPr>
+      <w:r>
+        <w:rPr>
+          <w:color w:val="374151"/>
+        </w:rPr>
+        <w:t>System prompt: You are a medical triage assistant. Based on the symptom description and the follow-up answers, provide: 1) possible_conditions (array of {name, description}), 2) triage_tier (green|yellow|red), 3) recommended_action (string), 4) warning_signs (array of strings). ALWAYS end with: disclaimer: "This is not a medical diagnosis. Consult a qualified doctor." Respond in {language}. Return ONLY valid JSON.</w:t>
+      </w:r>
+    </w:p>
+    <w:p>
+      <w:pPr>
+        <w:pStyle w:val="ListParagraph"/>
+        <w:numPr>
+          <w:ilvl w:val="0"/>
+          <w:numId w:val="2"/>
+        </w:numPr>
+        <w:spacing w:before="40" w:after="40"/>
+      </w:pPr>
+      <w:r>
+        <w:rPr>
+          <w:color w:val="374151"/>
+        </w:rPr>
+        <w:t>Return: parsed JSON object</w:t>
       </w:r>
     </w:p>
     <w:p>
@@ -6175,21 +5260,7 @@
               <w:rPr>
                 <w:color w:val="374151"/>
               </w:rPr>
-              <w:t>Home page · Guest symptom check · Follow-up question form · Triage result card · User registration &amp; login · History timeline for logged-in users · Delete history entry · Bangla + English language support · Mobile-responsive design · Disclaimer on every result · Render.com deployment config (</w:t>
-            </w:r>
-            <w:proofErr w:type="spellStart"/>
-            <w:r>
-              <w:rPr>
-                <w:color w:val="374151"/>
-              </w:rPr>
-              <w:t>Procfile</w:t>
-            </w:r>
-            <w:proofErr w:type="spellEnd"/>
-            <w:r>
-              <w:rPr>
-                <w:color w:val="374151"/>
-              </w:rPr>
-              <w:t>, requirements.txt, build.sh)</w:t>
+              <w:t>Home page · Guest symptom check · Follow-up question form · Triage result card · User registration &amp; login · History timeline for logged-in users · Delete history entry · Bangla + English language support · Mobile-responsive design · Disclaimer on every result · Render.com deployment config (Procfile, requirements.txt, build.sh)</w:t>
             </w:r>
           </w:p>
         </w:tc>
@@ -6267,35 +5338,7 @@
               <w:rPr>
                 <w:color w:val="374151"/>
               </w:rPr>
-              <w:t xml:space="preserve">Doctor booking or telemedicine · Medication recommendations · Drug name suggestions · Mental health / psychiatric triage · Push notifications or email alerts · Admin dashboard or analytics · Social sharing of results · PDF export of results · Payment or subscription system · Any third-party OAuth (Google, Facebook </w:t>
-            </w:r>
-            <w:proofErr w:type="gramStart"/>
-            <w:r>
-              <w:rPr>
-                <w:color w:val="374151"/>
-              </w:rPr>
-              <w:t>login) ·</w:t>
-            </w:r>
-            <w:proofErr w:type="gramEnd"/>
-            <w:r>
-              <w:rPr>
-                <w:color w:val="374151"/>
-              </w:rPr>
-              <w:t xml:space="preserve"> Real-time chat or </w:t>
-            </w:r>
-            <w:proofErr w:type="spellStart"/>
-            <w:r>
-              <w:rPr>
-                <w:color w:val="374151"/>
-              </w:rPr>
-              <w:t>websockets</w:t>
-            </w:r>
-            <w:proofErr w:type="spellEnd"/>
-            <w:r>
-              <w:rPr>
-                <w:color w:val="374151"/>
-              </w:rPr>
-              <w:t xml:space="preserve"> · Mobile native app</w:t>
+              <w:t>Doctor booking or telemedicine · Medication recommendations · Drug name suggestions · Mental health / psychiatric triage · Push notifications or email alerts · Admin dashboard or analytics · Social sharing of results · PDF export of results · Payment or subscription system · Any third-party OAuth (Google, Facebook login) · Real-time chat or websockets · Mobile native app</w:t>
             </w:r>
           </w:p>
         </w:tc>
@@ -6509,25 +5552,7 @@
                 <w:sz w:val="20"/>
                 <w:szCs w:val="20"/>
               </w:rPr>
-              <w:t xml:space="preserve">python manage.py </w:t>
-            </w:r>
-            <w:proofErr w:type="spellStart"/>
-            <w:r>
-              <w:rPr>
-                <w:color w:val="374151"/>
-                <w:sz w:val="20"/>
-                <w:szCs w:val="20"/>
-              </w:rPr>
-              <w:t>runserver</w:t>
-            </w:r>
-            <w:proofErr w:type="spellEnd"/>
-            <w:r>
-              <w:rPr>
-                <w:color w:val="374151"/>
-                <w:sz w:val="20"/>
-                <w:szCs w:val="20"/>
-              </w:rPr>
-              <w:t xml:space="preserve"> works, DB connects, no errors</w:t>
+              <w:t>python manage.py runserver works, DB connects, no errors</w:t>
             </w:r>
           </w:p>
         </w:tc>
@@ -6749,25 +5774,7 @@
                 <w:sz w:val="20"/>
                 <w:szCs w:val="20"/>
               </w:rPr>
-              <w:t xml:space="preserve">Triage result card + </w:t>
-            </w:r>
-            <w:proofErr w:type="spellStart"/>
-            <w:r>
-              <w:rPr>
-                <w:color w:val="374151"/>
-                <w:sz w:val="20"/>
-                <w:szCs w:val="20"/>
-              </w:rPr>
-              <w:t>SymptomCheck</w:t>
-            </w:r>
-            <w:proofErr w:type="spellEnd"/>
-            <w:r>
-              <w:rPr>
-                <w:color w:val="374151"/>
-                <w:sz w:val="20"/>
-                <w:szCs w:val="20"/>
-              </w:rPr>
-              <w:t xml:space="preserve"> model + save for logged-in users</w:t>
+              <w:t>Triage result card + SymptomCheck model + save for logged-in users</w:t>
             </w:r>
           </w:p>
         </w:tc>
@@ -6877,25 +5884,7 @@
                 <w:sz w:val="20"/>
                 <w:szCs w:val="20"/>
               </w:rPr>
-              <w:t xml:space="preserve">Logged-in </w:t>
-            </w:r>
-            <w:proofErr w:type="gramStart"/>
-            <w:r>
-              <w:rPr>
-                <w:color w:val="374151"/>
-                <w:sz w:val="20"/>
-                <w:szCs w:val="20"/>
-              </w:rPr>
-              <w:t>user sees</w:t>
-            </w:r>
-            <w:proofErr w:type="gramEnd"/>
-            <w:r>
-              <w:rPr>
-                <w:color w:val="374151"/>
-                <w:sz w:val="20"/>
-                <w:szCs w:val="20"/>
-              </w:rPr>
-              <w:t xml:space="preserve"> history; deploy to Render works</w:t>
+              <w:t>Logged-in user sees history; deploy to Render works</w:t>
             </w:r>
           </w:p>
         </w:tc>
@@ -6962,35 +5951,7 @@
               <w:rPr>
                 <w:color w:val="374151"/>
               </w:rPr>
-              <w:t xml:space="preserve">Never start a new step until the current one is fully working. Test each step manually before </w:t>
-            </w:r>
-            <w:proofErr w:type="gramStart"/>
-            <w:r>
-              <w:rPr>
-                <w:color w:val="374151"/>
-              </w:rPr>
-              <w:t>pasting</w:t>
-            </w:r>
-            <w:proofErr w:type="gramEnd"/>
-            <w:r>
-              <w:rPr>
-                <w:color w:val="374151"/>
-              </w:rPr>
-              <w:t xml:space="preserve"> the next prompt. If the AI breaks something, </w:t>
-            </w:r>
-            <w:proofErr w:type="gramStart"/>
-            <w:r>
-              <w:rPr>
-                <w:color w:val="374151"/>
-              </w:rPr>
-              <w:t>rollback</w:t>
-            </w:r>
-            <w:proofErr w:type="gramEnd"/>
-            <w:r>
-              <w:rPr>
-                <w:color w:val="374151"/>
-              </w:rPr>
-              <w:t xml:space="preserve"> to the last working state using Git. Commit after every working step.</w:t>
+              <w:t>Never start a new step until the current one is fully working. Test each step manually before pasting the next prompt. If the AI breaks something, rollback to the last working state using Git. Commit after every working step.</w:t>
             </w:r>
           </w:p>
         </w:tc>
@@ -7021,33 +5982,11 @@
         </w:numPr>
         <w:spacing w:before="40" w:after="40"/>
       </w:pPr>
-      <w:proofErr w:type="spellStart"/>
-      <w:r>
-        <w:rPr>
-          <w:color w:val="374151"/>
-        </w:rPr>
-        <w:t>Initialise</w:t>
-      </w:r>
-      <w:proofErr w:type="spellEnd"/>
-      <w:r>
-        <w:rPr>
-          <w:color w:val="374151"/>
-        </w:rPr>
-        <w:t xml:space="preserve"> </w:t>
-      </w:r>
-      <w:proofErr w:type="gramStart"/>
-      <w:r>
-        <w:rPr>
-          <w:color w:val="374151"/>
-        </w:rPr>
-        <w:t>git</w:t>
-      </w:r>
-      <w:proofErr w:type="gramEnd"/>
-      <w:r>
-        <w:rPr>
-          <w:color w:val="374151"/>
-        </w:rPr>
-        <w:t xml:space="preserve"> from Step P1</w:t>
+      <w:r>
+        <w:rPr>
+          <w:color w:val="374151"/>
+        </w:rPr>
+        <w:t>Initialise git from Step P1</w:t>
       </w:r>
     </w:p>
     <w:p>
@@ -7075,129 +6014,43 @@
         </w:numPr>
         <w:spacing w:before="40" w:after="40"/>
       </w:pPr>
-      <w:proofErr w:type="gramStart"/>
-      <w:r>
-        <w:rPr>
-          <w:color w:val="374151"/>
-        </w:rPr>
-        <w:t>Add .env</w:t>
-      </w:r>
-      <w:proofErr w:type="gramEnd"/>
-      <w:r>
-        <w:rPr>
-          <w:color w:val="374151"/>
-        </w:rPr>
-        <w:t xml:space="preserve"> </w:t>
-      </w:r>
-      <w:proofErr w:type="gramStart"/>
-      <w:r>
-        <w:rPr>
-          <w:color w:val="374151"/>
-        </w:rPr>
-        <w:t>to .</w:t>
-      </w:r>
-      <w:proofErr w:type="spellStart"/>
-      <w:r>
-        <w:rPr>
-          <w:color w:val="374151"/>
-        </w:rPr>
-        <w:t>gitignore</w:t>
-      </w:r>
-      <w:proofErr w:type="spellEnd"/>
-      <w:proofErr w:type="gramEnd"/>
-      <w:r>
-        <w:rPr>
-          <w:color w:val="374151"/>
-        </w:rPr>
-        <w:t xml:space="preserve"> — NEVER commit API keys</w:t>
-      </w:r>
-    </w:p>
-    <w:p>
-      <w:pPr>
-        <w:pStyle w:val="ListParagraph"/>
-        <w:numPr>
-          <w:ilvl w:val="0"/>
-          <w:numId w:val="2"/>
-        </w:numPr>
-        <w:spacing w:before="40" w:after="40"/>
-      </w:pPr>
-      <w:r>
-        <w:rPr>
-          <w:color w:val="374151"/>
-        </w:rPr>
-        <w:t xml:space="preserve">Create </w:t>
-      </w:r>
-      <w:proofErr w:type="gramStart"/>
-      <w:r>
-        <w:rPr>
-          <w:color w:val="374151"/>
-        </w:rPr>
-        <w:t>a .</w:t>
-      </w:r>
-      <w:proofErr w:type="spellStart"/>
-      <w:r>
-        <w:rPr>
-          <w:color w:val="374151"/>
-        </w:rPr>
-        <w:t>env</w:t>
-      </w:r>
-      <w:proofErr w:type="gramEnd"/>
-      <w:r>
-        <w:rPr>
-          <w:color w:val="374151"/>
-        </w:rPr>
-        <w:t>.example</w:t>
-      </w:r>
-      <w:proofErr w:type="spellEnd"/>
-      <w:r>
-        <w:rPr>
-          <w:color w:val="374151"/>
-        </w:rPr>
-        <w:t xml:space="preserve"> file with placeholder values</w:t>
-      </w:r>
-    </w:p>
-    <w:p>
-      <w:pPr>
-        <w:pStyle w:val="ListParagraph"/>
-        <w:numPr>
-          <w:ilvl w:val="0"/>
-          <w:numId w:val="2"/>
-        </w:numPr>
-        <w:spacing w:before="40" w:after="40"/>
-      </w:pPr>
-      <w:r>
-        <w:rPr>
-          <w:color w:val="374151"/>
-        </w:rPr>
-        <w:t xml:space="preserve">README.md must </w:t>
-      </w:r>
-      <w:proofErr w:type="gramStart"/>
-      <w:r>
-        <w:rPr>
-          <w:color w:val="374151"/>
-        </w:rPr>
-        <w:t>include:</w:t>
-      </w:r>
-      <w:proofErr w:type="gramEnd"/>
-      <w:r>
-        <w:rPr>
-          <w:color w:val="374151"/>
-        </w:rPr>
-        <w:t xml:space="preserve"> project description, tech stack, setup instructions, screenshots (add after build), live URL (after </w:t>
-      </w:r>
-      <w:proofErr w:type="gramStart"/>
-      <w:r>
-        <w:rPr>
-          <w:color w:val="374151"/>
-        </w:rPr>
-        <w:t>deploy</w:t>
-      </w:r>
-      <w:proofErr w:type="gramEnd"/>
-      <w:r>
-        <w:rPr>
-          <w:color w:val="374151"/>
-        </w:rPr>
-        <w:t>)</w:t>
+      <w:r>
+        <w:rPr>
+          <w:color w:val="374151"/>
+        </w:rPr>
+        <w:t>Add .env to .gitignore — NEVER commit API keys</w:t>
+      </w:r>
+    </w:p>
+    <w:p>
+      <w:pPr>
+        <w:pStyle w:val="ListParagraph"/>
+        <w:numPr>
+          <w:ilvl w:val="0"/>
+          <w:numId w:val="2"/>
+        </w:numPr>
+        <w:spacing w:before="40" w:after="40"/>
+      </w:pPr>
+      <w:r>
+        <w:rPr>
+          <w:color w:val="374151"/>
+        </w:rPr>
+        <w:t>Create a .env.example file with placeholder values</w:t>
+      </w:r>
+    </w:p>
+    <w:p>
+      <w:pPr>
+        <w:pStyle w:val="ListParagraph"/>
+        <w:numPr>
+          <w:ilvl w:val="0"/>
+          <w:numId w:val="2"/>
+        </w:numPr>
+        <w:spacing w:before="40" w:after="40"/>
+      </w:pPr>
+      <w:r>
+        <w:rPr>
+          <w:color w:val="374151"/>
+        </w:rPr>
+        <w:t>README.md must include: project description, tech stack, setup instructions, screenshots (add after build), live URL (after deploy)</w:t>
       </w:r>
     </w:p>
     <w:p>
@@ -7877,7 +6730,6 @@
   <w:style w:type="character" w:default="1" w:styleId="DefaultParagraphFont">
     <w:name w:val="Default Paragraph Font"/>
     <w:uiPriority w:val="1"/>
-    <w:semiHidden/>
     <w:unhideWhenUsed/>
   </w:style>
   <w:style w:type="table" w:default="1" w:styleId="TableNormal">
@@ -7991,6 +6843,18 @@
     <w:rPr>
       <w:sz w:val="20"/>
       <w:szCs w:val="20"/>
+    </w:rPr>
+  </w:style>
+  <w:style w:type="character" w:styleId="UnresolvedMention">
+    <w:name w:val="Unresolved Mention"/>
+    <w:basedOn w:val="DefaultParagraphFont"/>
+    <w:uiPriority w:val="99"/>
+    <w:semiHidden/>
+    <w:unhideWhenUsed/>
+    <w:rsid w:val="009B113A"/>
+    <w:rPr>
+      <w:color w:val="605E5C"/>
+      <w:shd w:val="clear" w:color="auto" w:fill="E1DFDD"/>
     </w:rPr>
   </w:style>
 </w:styles>
